--- a/fanfic/ffn_upload/ch27.docx
+++ b/fanfic/ffn_upload/ch27.docx
@@ -499,15 +499,15 @@
         <w:t xml:space="preserve"> </w:t>
       </w:r>
       <w:r>
-        <w:t xml:space="preserve">Barriss said. “The first thing a healer learns is to count. How many are breathing. How many can wait. How many we have already lost. I was taught to count the living, and when the war came, the Order gave me the dead instead, and asked me to count those. Christophsis. Geonosis — twice. Umbara. I have stood in field hospitals where the clones were laid in rows, and I have watched Jedi Masters walk those rows with their hands behind their backs and their faces calm, and then go back to the Temple and light a candle and accept the next command.</w:t>
-      </w:r>
-    </w:p>
-    <w:p>
-      <w:pPr>
-        <w:pStyle w:val="BodyText"/>
-      </w:pPr>
-      <w:r>
-        <w:t xml:space="preserve">“We were keepers of the peace. That was the oath. Somewhere — I could not tell you the day — we became officers in someone else’s war, and we never once stood in the Council chamber and asked whether we should. We asked only how to win it. We told ourselves the clones were men and then we spent them like ammunition. We told ourselves we served the Republic and we let the Republic decide what serving meant.</w:t>
+        <w:t xml:space="preserve">Barriss said. “The first thing a healer learns is to count. How many are breathing. How many can wait. How many we have already lost. I was taught to count the living, and when the war came, the Order gave me the dead instead, and asked me to count those. Geonosis — twice. A dozen field stations no one in this chamber could find on a chart. I have stood in field hospitals where the clones were laid in rows, and I have watched Jedi Masters walk those rows with their hands behind their backs and their faces calm, and then go back to the Temple and light a candle and accept the next command.</w:t>
+      </w:r>
+    </w:p>
+    <w:p>
+      <w:pPr>
+        <w:pStyle w:val="BodyText"/>
+      </w:pPr>
+      <w:r>
+        <w:t xml:space="preserve">“We swore to serve life. That was the oath. Somewhere — I could not tell you the day — we became officers in someone else’s war, and we never once stood in the Council chamber and asked whether we should. We asked only how to win it. We told ourselves the clones were men and then we spent them like ammunition. We told ourselves we served the Republic and we let the Republic decide what serving meant.</w:t>
       </w:r>
     </w:p>
     <w:p>
@@ -573,7 +573,7 @@
         <w:pStyle w:val="BodyText"/>
       </w:pPr>
       <w:r>
-        <w:t xml:space="preserve">“Don’t let anyone tell you I was seduced by the dark side. Nothing seduced me. I walked there, one reasonable step at a time, and every step had a good argument under it. That is what I would like the Order to understand, if they understand anything from this. It was not a shadow that came for me. It was a war, and a Temple that kept saying yes to it.</w:t>
+        <w:t xml:space="preserve">“Don’t let anyone tell you some darkness crept into me while I slept. Nothing crept. I walked there, one reasonable step at a time, and every step had a good argument under it. That is what I would like the Order to understand, if they understand anything from this. It was not a shadow that came for me. It was a war, and a Temple that kept saying yes to it.</w:t>
       </w:r>
     </w:p>
     <w:p>
@@ -855,7 +855,7 @@
         <w:t xml:space="preserve">“</w:t>
       </w:r>
       <w:r>
-        <w:t xml:space="preserve">power to the Rings failed at twenty-two forty. I was in my office. I observed, from the office monitor and then in person, the Duros bounty hunter known as Cad Bane enter Ring Four with three accomplices. Sergeant Holt was moving prisoner NK9-2214 to the secure room per standing procedure. Bane shot him on the Ring Four stair. The prisoner was in binders and wearing an active dampening collar. She engaged Bane unarmed. She was stunned. I saw her carried past my door unconscious. Bane then shot me and took the collar control from my belt. The prisoner did not kill Sergeant Holt. She did not kill any member of my staff. Every one of my dead is accounted for by Bane’s crew.</w:t>
+        <w:t xml:space="preserve">power to the Rings failed at twenty-two forty. I was in my office. I observed, from the office monitor and then in person, the Duros bounty hunter known as Cad Bane enter Ring Four with three accomplices. Sergeant Holt was moving prisoner NK9-2214 to the secure room per standing procedure. Bane shot him on the Ring Four stair. The prisoner was in binders and wearing an active dampening collar. She engaged Bane unarmed. She was stunned. I saw her carried past my door unconscious. Bane then shot me and took the collar control from my hand. The prisoner did not kill Sergeant Holt. She did not kill any member of my staff. Every one of my dead is accounted for by Bane’s crew.</w:t>
       </w:r>
       <w:r>
         <w:t xml:space="preserve">”</w:t>
@@ -877,7 +877,7 @@
         <w:t xml:space="preserve">“</w:t>
       </w:r>
       <w:r>
-        <w:t xml:space="preserve">For the record of this tribunal, I will add one further fact. Eighteen days before the raid, during a coolant rupture in Cut Five, I released the prisoner’s collar on my own authority. For four minutes and nine seconds she had full use of the Force, and an open yard, and a perimeter fence she could have cleared without effort. She used the time to hold an ice shelf while twenty-three people got out from under it. Then she put it down and stood still while I re-engaged the collar. I have been Warden of Narkis for nine years. I have not seen a prisoner do that.</w:t>
+        <w:t xml:space="preserve">For the record of this tribunal, I will add one further fact. Four days before the raid, during a coolant rupture in Cut Five, I released the prisoner’s collar on my own authority. For four minutes and nine seconds she had full use of the Force, and an open yard, and a perimeter fence she could have cleared without effort. She used the time to hold an ice shelf while twenty-three people got out from under it. Then she put it down and stood still while I re-engaged the collar. I have been Warden of Narkis for nine years. I have not seen a prisoner do that.</w:t>
       </w:r>
       <w:r>
         <w:t xml:space="preserve">”</w:t>
@@ -915,7 +915,7 @@
         <w:t xml:space="preserve">“</w:t>
       </w:r>
       <w:r>
-        <w:t xml:space="preserve">And one correction to my own file. The prisoner’s posting to Terrace Eleven, Cut Three, in her second month came to my desk as a transfer order carrying an off-world authorization code. I signed it. I have not since been able to trace that code, and the camera on that terrace froze the same afternoon. I should have asked sooner.</w:t>
+        <w:t xml:space="preserve">And one correction to my own file. The prisoner’s posting to Terrace Eleven, Cut Three, in her first week came to my desk as a transfer order carrying an off-world authorization code. I signed it. I have not since been able to trace that code, nor learn why a camera on that terrace was allowed to stay frozen for two years without once reaching my desk. I should have asked sooner.</w:t>
       </w:r>
       <w:r>
         <w:t xml:space="preserve">”</w:t>
@@ -979,7 +979,7 @@
         <w:t xml:space="preserve">“</w:t>
       </w:r>
       <w:r>
-        <w:t xml:space="preserve">is from Guard Corporal Dannick, the only member of the Ring Four detail to survive the raid. It is shorter. He states that the prisoner pushed him into a supply alcove and told him to stay down before Bane reached the landing. He states that he believes this saved his life. He adds that an inmate of Ring Four, a Trandoshan named Krasso, took a bolt tackling one of Bane’s crew off her back; Krasso survived, wounded, and has given a statement that Twenty-two fourteen never raised a hand against staff. He asked that it be recorded that he paid a debt.</w:t>
+        <w:t xml:space="preserve">is from Guard Corporal Dannick, the only member of the Ring Four detail to survive the raid. It is shorter. He states that he surrendered on the Ring Three landing, and that the prisoner, bound and collared, went at Bane with her bare hands over Sergeant Holt’s body. He believes that is the only reason Bane did not trouble to shoot him. He adds that an inmate of Ring Four, a Trandoshan named Krasso, took a bolt tackling one of Bane’s crew on the stair so that she could run. Krasso survived, wounded, and has given his own statement that Twenty-two fourteen never raised a hand against staff. Krasso asked that it be recorded that he had paid something on a debt.</w:t>
       </w:r>
       <w:r>
         <w:t xml:space="preserve">”</w:t>
@@ -2081,7 +2081,7 @@
         <w:t xml:space="preserve"> </w:t>
       </w:r>
       <w:r>
-        <w:t xml:space="preserve">and of a woman in detention grey who would not look at the dais — and somewhere far below her feet, in a cell she had once argued a girl out of, a confession that wasn’t finished yet.</w:t>
+        <w:t xml:space="preserve">and of a woman in detention grey who would not look at the dais — and somewhere far below her feet, in a cell she had once failed to argue a girl out of, a confession that wasn’t finished yet.</w:t>
       </w:r>
     </w:p>
     <w:bookmarkEnd w:id="20"/>
